--- a/public/templates/dispense-note-template.docx
+++ b/public/templates/dispense-note-template.docx
@@ -507,16 +507,17 @@
         <w:tblLayout w:type="fixed"/>
       </w:tblPr>
       <w:tblGrid>
-        <w:gridCol w:w="3380"/>
-        <w:gridCol w:w="2700"/>
-        <w:gridCol w:w="1220"/>
-        <w:gridCol w:w="1100"/>
-        <w:gridCol w:w="2372"/>
+        <w:gridCol w:w="4300"/>
+        <w:gridCol w:w="1700"/>
+        <w:gridCol w:w="1600"/>
+        <w:gridCol w:w="1500"/>
+        <w:gridCol w:w="1672"/>
       </w:tblGrid>
       <w:tr>
-        <w:tc>
-          <w:tcPr>
-            <w:tcW w:type="dxa" w:w="3380"/>
+        <w:trPr/>
+        <w:tc>
+          <w:tcPr>
+            <w:tcW w:type="dxa" w:w="4300"/>
             <w:vMerge w:val="restart"/>
             <w:tcBorders>
               <w:top w:val="single" w:color="000000" w:sz="16"/>
@@ -546,7 +547,7 @@
         </w:tc>
         <w:tc>
           <w:tcPr>
-            <w:tcW w:type="dxa" w:w="2700"/>
+            <w:tcW w:type="dxa" w:w="1700"/>
             <w:vMerge w:val="restart"/>
             <w:tcBorders>
               <w:top w:val="single" w:color="000000" w:sz="16"/>
@@ -576,7 +577,7 @@
         </w:tc>
         <w:tc>
           <w:tcPr>
-            <w:tcW w:type="dxa" w:w="2320"/>
+            <w:tcW w:type="dxa" w:w="3100"/>
             <w:gridSpan w:val="2"/>
             <w:tcBorders>
               <w:top w:val="single" w:color="000000" w:sz="16"/>
@@ -606,7 +607,7 @@
         </w:tc>
         <w:tc>
           <w:tcPr>
-            <w:tcW w:type="dxa" w:w="2372"/>
+            <w:tcW w:type="dxa" w:w="1672"/>
             <w:vMerge w:val="restart"/>
             <w:tcBorders>
               <w:top w:val="single" w:color="000000" w:sz="16"/>
@@ -636,8 +637,10 @@
         </w:tc>
       </w:tr>
       <w:tr>
-        <w:tc>
-          <w:tcPr>
+        <w:trPr/>
+        <w:tc>
+          <w:tcPr>
+            <w:tcW w:w="4300" w:type="dxa"/>
             <w:vMerge w:val="continue"/>
             <w:tcBorders>
               <w:top w:val="single" w:color="000000" w:sz="16"/>
@@ -650,6 +653,7 @@
         </w:tc>
         <w:tc>
           <w:tcPr>
+            <w:tcW w:w="1700" w:type="dxa"/>
             <w:vMerge w:val="continue"/>
             <w:tcBorders>
               <w:top w:val="single" w:color="000000" w:sz="16"/>
@@ -662,7 +666,7 @@
         </w:tc>
         <w:tc>
           <w:tcPr>
-            <w:tcW w:type="dxa" w:w="1220"/>
+            <w:tcW w:type="dxa" w:w="1600"/>
             <w:tcBorders>
               <w:top w:val="single" w:color="000000" w:sz="8"/>
               <w:left w:val="single" w:color="000000" w:sz="8"/>
@@ -691,7 +695,7 @@
         </w:tc>
         <w:tc>
           <w:tcPr>
-            <w:tcW w:type="dxa" w:w="1100"/>
+            <w:tcW w:type="dxa" w:w="1500"/>
             <w:tcBorders>
               <w:top w:val="single" w:color="000000" w:sz="8"/>
               <w:left w:val="single" w:color="000000" w:sz="16"/>
@@ -720,6 +724,7 @@
         </w:tc>
         <w:tc>
           <w:tcPr>
+            <w:tcW w:w="1672" w:type="dxa"/>
             <w:vMerge w:val="continue"/>
             <w:tcBorders>
               <w:top w:val="single" w:color="000000" w:sz="16"/>
@@ -733,11 +738,11 @@
       </w:tr>
       <w:tr>
         <w:trPr>
-          <w:trHeight w:val="480" w:hRule="exact"/>
+          <w:trHeight w:val="400" w:hRule="atLeast"/>
         </w:trPr>
         <w:tc>
           <w:tcPr>
-            <w:tcW w:type="dxa" w:w="3380"/>
+            <w:tcW w:type="dxa" w:w="4300"/>
             <w:tcBorders>
               <w:top w:val="single" w:color="000000" w:sz="16"/>
               <w:left w:val="single" w:color="000000" w:sz="16"/>
@@ -755,7 +760,7 @@
               <w:rPr>
                 <w:rFonts w:ascii="Arial" w:cs="Arial" w:hAnsi="Arial"/>
                 <w:b w:val="false"/>
-                <w:sz w:val="22"/>
+                <w:sz w:val="18"/>
                 <w:szCs w:val="22"/>
                 <w:rtl/>
               </w:rPr>
@@ -765,7 +770,7 @@
         </w:tc>
         <w:tc>
           <w:tcPr>
-            <w:tcW w:type="dxa" w:w="2700"/>
+            <w:tcW w:type="dxa" w:w="1700"/>
             <w:tcBorders>
               <w:top w:val="single" w:color="000000" w:sz="16"/>
               <w:left w:val="single" w:color="000000" w:sz="16"/>
@@ -793,7 +798,7 @@
         </w:tc>
         <w:tc>
           <w:tcPr>
-            <w:tcW w:type="dxa" w:w="1220"/>
+            <w:tcW w:type="dxa" w:w="1600"/>
             <w:tcBorders>
               <w:top w:val="single" w:color="000000" w:sz="16"/>
               <w:left w:val="single" w:color="000000" w:sz="16"/>
@@ -821,7 +826,7 @@
         </w:tc>
         <w:tc>
           <w:tcPr>
-            <w:tcW w:type="dxa" w:w="1100"/>
+            <w:tcW w:type="dxa" w:w="1500"/>
             <w:tcBorders>
               <w:top w:val="single" w:color="000000" w:sz="16"/>
               <w:left w:val="single" w:color="000000" w:sz="16"/>
@@ -849,7 +854,7 @@
         </w:tc>
         <w:tc>
           <w:tcPr>
-            <w:tcW w:type="dxa" w:w="2372"/>
+            <w:tcW w:type="dxa" w:w="1672"/>
             <w:tcBorders>
               <w:top w:val="single" w:color="000000" w:sz="16"/>
               <w:left w:val="single" w:color="000000" w:sz="16"/>
